--- a/security-how-to-connect-securely/how-to-connect-securely.docx
+++ b/security-how-to-connect-securely/how-to-connect-securely.docx
@@ -12,8 +12,6 @@
           <w:lang w:val="en-US"/>
         </w:rPr>
       </w:pPr>
-      <w:bookmarkStart w:id="0" w:name="_GoBack"/>
-      <w:bookmarkEnd w:id="0"/>
       <w:r>
         <w:rPr>
           <w:sz w:val="72"/>
@@ -407,7 +405,25 @@
           <w:szCs w:val="28"/>
           <w:lang w:val="en-US"/>
         </w:rPr>
-        <w:t xml:space="preserve"> a smart device that we don't know where it comes from. </w:t>
+        <w:t xml:space="preserve"> a smart device that we do</w:t>
+      </w:r>
+      <w:r>
+        <w:rPr>
+          <w:spacing w:val="12"/>
+          <w:sz w:val="28"/>
+          <w:szCs w:val="28"/>
+          <w:lang w:val="en-US"/>
+        </w:rPr>
+        <w:t xml:space="preserve"> not</w:t>
+      </w:r>
+      <w:r>
+        <w:rPr>
+          <w:spacing w:val="12"/>
+          <w:sz w:val="28"/>
+          <w:szCs w:val="28"/>
+          <w:lang w:val="en-US"/>
+        </w:rPr>
+        <w:t xml:space="preserve"> know where it comes from. </w:t>
       </w:r>
       <w:r>
         <w:rPr>
@@ -818,7 +834,27 @@
           <w:szCs w:val="28"/>
           <w:lang w:val="en-US"/>
         </w:rPr>
-        <w:t xml:space="preserve"> if we are connecting with same </w:t>
+        <w:t xml:space="preserve"> if we are connecting</w:t>
+      </w:r>
+      <w:r>
+        <w:rPr>
+          <w:spacing w:val="12"/>
+          <w:sz w:val="28"/>
+          <w:szCs w:val="28"/>
+          <w:lang w:val="en-US"/>
+        </w:rPr>
+        <w:t xml:space="preserve"> to a device,</w:t>
+      </w:r>
+      <w:bookmarkStart w:id="0" w:name="_GoBack"/>
+      <w:bookmarkEnd w:id="0"/>
+      <w:r>
+        <w:rPr>
+          <w:spacing w:val="12"/>
+          <w:sz w:val="28"/>
+          <w:szCs w:val="28"/>
+          <w:lang w:val="en-US"/>
+        </w:rPr>
+        <w:t xml:space="preserve"> with same </w:t>
       </w:r>
       <w:r>
         <w:rPr>
@@ -1163,16 +1199,7 @@
           <w:szCs w:val="28"/>
           <w:lang w:val="en-US"/>
         </w:rPr>
-        <w:t xml:space="preserve"> </w:t>
-      </w:r>
-      <w:r>
-        <w:rPr>
-          <w:spacing w:val="12"/>
-          <w:sz w:val="28"/>
-          <w:szCs w:val="28"/>
-          <w:lang w:val="en-US"/>
-        </w:rPr>
-        <w:t>Service</w:t>
+        <w:t xml:space="preserve"> Service</w:t>
       </w:r>
       <w:r>
         <w:rPr>
